--- a/manuscript/manuscript.docx
+++ b/manuscript/manuscript.docx
@@ -148,7 +148,7 @@
           <w:sz w:val="24"/>
           <w:szCs w:val="24"/>
         </w:rPr>
-        <w:t>Results. High-throughput molecular testing, parameterised on the Avicena Sentinel RT-LAMP platform, was the deterministic cost-minimising strategy for all six primary pathogens (PSA probability 71.7–97.2%). Where laboratory PCR and high-throughput molecular testing shared identical diagnostic performance, cost differences were attributable to per-test cost. An aircraft WBE gate was more expensive than universal screening across most of the parameter space; competitive configurations generally required high aircraft-level detection probability and complete follow-up coverage, with the exception of norovirus with laboratory PCR follow-up, where favourable combinations were found across all follow-up coverage levels tested. At five days of actionable warning and 10,000 arriving passengers per day (base case), maximum supportable annual panel expenditure was USD 4.92 million (Scenario A: screening only) and USD 8.92 million (Scenario B: screening plus domestic countermeasures), conditional on the assumed event and warning probabilities.</w:t>
+        <w:t>Results. High-throughput molecular testing, parameterised on the Avicena Sentinel reverse-transcription loop-mediated isothermal amplification (RT-LAMP) platform, was the deterministic cost-minimising strategy for all six primary pathogens (PSA probability 71.7–97.2%). Where laboratory polymerase chain reaction (PCR) and high-throughput molecular testing shared identical diagnostic performance, cost differences were attributable to per-test cost. An aircraft WBE gate was more expensive than universal screening across most of the parameter space; competitive configurations generally required high aircraft-level detection probability and complete follow-up coverage, with the exception of norovirus with laboratory PCR follow-up, where favourable combinations were found across all follow-up coverage levels tested. At five days of actionable warning and 10,000 arriving passengers per day (base case), maximum supportable annual panel expenditure was USD 4.92 million (Scenario A: screening only) and USD 8.92 million (Scenario B: screening plus domestic countermeasures), conditional on the assumed event and warning probabilities.</w:t>
       </w:r>
     </w:p>
     <w:p>
@@ -213,8 +213,7 @@
           <w:sz w:val="24"/>
           <w:szCs w:val="24"/>
         </w:rPr>
-        <w:lastRenderedPageBreak/>
-        <w:t>Border health surveillance is, at its core, a resource-allocation problem. Decisions about which pathogens to screen for are guided by competing frameworks: the WHO International Health Regulations (2005) prioritise novelty and cross-border spread, while burden-based approaches weigh aggregate societal impact. The two criteria do not reliably align. The 2003 SARS-CoV-1 outbreak illustrates the consequences. Fewer than 8,100 probable cases were recorded worldwide. The estimated economic cost to Asian economies alone was USD 11–18 billion; other contemporary global estimates ran considerably higher (Institute of Medicine, 2004). When case burden is low but economic consequences are severe, diagnostic performance alone is an insufficient basis for a surveillance investment decision. The present analysis addresses this gap.</w:t>
+        <w:t>Border health surveillance is, at its core, a resource-allocation problem. Decisions about which pathogens to screen for are guided by competing frameworks: the World Health Organization (WHO) International Health Regulations (IHR, 2005) prioritise novelty and cross-border spread, while burden-based approaches weigh aggregate societal impact. The two criteria do not reliably align. The 2003 SARS-CoV-1 outbreak illustrates the consequences. Fewer than 8,100 probable cases were recorded worldwide. The estimated economic cost to Asian economies alone was USD 11–18 billion; other contemporary global estimates ran considerably higher (Institute of Medicine, 2004). When case burden is low but economic consequences are severe, diagnostic performance alone is an insufficient basis for a surveillance investment decision. The present analysis addresses this gap.</w:t>
       </w:r>
     </w:p>
     <w:p>
@@ -502,7 +501,7 @@
           <w:sz w:val="24"/>
           <w:szCs w:val="24"/>
         </w:rPr>
-        <w:t>This paper develops and applies such a framework to six pathogens across four candidate passenger-screening strategies: no systematic screening, rapid antigen testing, laboratory PCR, and high-throughput molecular testing. Three objectives structure the analysis. The first is to identify which screening strategy minimises expected societal cost across pathogens and under parameter uncertainty. The analysis tests sensitivity to arrival prevalence, pathogen transmissibility and severity, diagnostic performance, value of a statistical life, and domestic response capacity. The second is to characterise the conditions under which aircraft WBE, modelled as a gate for targeted follow-up testing, can compete economically with universal screening.</w:t>
+        <w:t>This paper develops and applies such a framework to six pathogens across four candidate passenger-screening strategies: no systematic screening, rapid antigen testing (RAT), laboratory polymerase chain reaction (PCR), and high-throughput molecular testing. Three objectives structure the analysis. The first is to identify which screening strategy minimises expected societal cost across pathogens and under parameter uncertainty. The analysis tests sensitivity to arrival prevalence, pathogen transmissibility and severity, diagnostic performance, value of a statistical life, and domestic response capacity. The second is to characterise the conditions under which aircraft WBE, modelled as a gate for targeted follow-up testing, can compete economically with universal screening.</w:t>
       </w:r>
     </w:p>
     <w:p>
@@ -780,7 +779,7 @@
         <w:t xml:space="preserve"> </w:t>
       </w:r>
       <w:r>
-        <w:t>Conceptual architecture of the airport infectious-disease surveillance decision model. Infected arrivals pass through arrival screening (sensitivity Se, specificity Sp), yielding detected cases, false positives, and daily missed importations Lambda(t), which seed a domestic SIR transmission model; total expected societal cost E[C_s] across all pathways determines the cost-minimising strategy s*.</w:t>
+        <w:t>Conceptual architecture of the airport infectious-disease surveillance decision model. Infected arrivals pass through arrival screening (sensitivity Se, specificity Sp), yielding detected cases, false positives, and daily missed importations Lambda(t), which seed a domestic susceptible-infectious-recovered (SIR) transmission model; total expected societal cost E[C_s] across all pathways determines the cost-minimising strategy s*.</w:t>
       </w:r>
       <w:bookmarkEnd w:id="1"/>
     </w:p>
@@ -2215,7 +2214,7 @@
           <w:sz w:val="24"/>
           <w:szCs w:val="24"/>
         </w:rPr>
-        <w:t xml:space="preserve"> (45–90%) represents author-selected scenario bounds, with a deterministic midpoint of 67.5% (arithmetic mean of bounds). These are not a pooled clinical estimate and are not claimed to be clinically validated across all modelled pathogens. The bounds are held constant across pathogens to enable comparison under common assumed screening performance; for pathogens where no commercially validated rapid antigen test has been established (mpox, diphtheria, measles), the RAT scenario is explicitly hypothetical. The upper bound and midpoint sit above available asymptomatic and traveller-population estimates referenced to RT-PCR. The underlying studies, the reference-standard dependence and the population caveats are set out in Supplementary Methods S1.</w:t>
+        <w:t xml:space="preserve"> (45–90%) represents author-selected scenario bounds, with a deterministic midpoint of 67.5% (arithmetic mean of bounds). These are not a pooled clinical estimate and are not claimed to be clinically validated across all modelled pathogens. The bounds are held constant across pathogens to enable comparison under common assumed screening performance; for pathogens where no commercially validated rapid antigen test has been established (mpox, diphtheria, measles), the RAT scenario is explicitly hypothetical. The upper bound and midpoint sit above available asymptomatic and traveller-population estimates referenced to reverse-transcription polymerase chain reaction (RT-PCR). The underlying studies, the reference-standard dependence and the population caveats are set out in Supplementary Methods S1.</w:t>
       </w:r>
     </w:p>
     <w:p>
@@ -3314,7 +3313,7 @@
           <w:sz w:val="24"/>
           <w:szCs w:val="24"/>
         </w:rPr>
-        <w:t>The analysis adopts a societal perspective. Total expected societal cost over the 365-day model horizon (Section 4.5) is the sum of five daily cost components, discounted at 3% per annum for costs accruing beyond day 30. Each cost component is attributed to that day's incident (newly infected) cases rather than to the standing infectious stock, to avoid attributing a given case's cost more than once across its infectious period. The 3% annual rate is consistent with historical WHO-CHOICE cost-effectiveness guidance. Discounting from day 30 rather than day 1 is a convention adopted for this analysis; WHO and NICE guidance on discounting addresses multi-year horizons and does not specify a within-horizon start-day threshold.</w:t>
+        <w:t>The analysis adopts a societal perspective. Total expected societal cost over the 365-day model horizon (Section 4.5) is the sum of five daily cost components, discounted at 3% per annum for costs accruing beyond day 30. Each cost component is attributed to that day's incident (newly infected) cases rather than to the standing infectious stock, to avoid attributing a given case's cost more than once across its infectious period. The 3% annual rate is consistent with historical WHO-CHOICE cost-effectiveness guidance. Discounting from day 30 rather than day 1 is a convention adopted for this analysis; WHO and National Institute for Health and Care Excellence (NICE) guidance on discounting addresses multi-year horizons and does not specify a within-horizon start-day threshold.</w:t>
       </w:r>
     </w:p>
     <w:p>
@@ -3517,7 +3516,7 @@
           <w:sz w:val="24"/>
           <w:szCs w:val="24"/>
         </w:rPr>
-        <w:t>hospitalisation, productivity loss, mortality, and incremental intensive care</w:t>
+        <w:t>hospitalisation, productivity loss, mortality, and incremental intensive care unit (ICU) care</w:t>
       </w:r>
       <w:r>
         <w:rPr>
@@ -4542,7 +4541,7 @@
           <w:sz w:val="24"/>
           <w:szCs w:val="24"/>
         </w:rPr>
-        <w:t xml:space="preserve">Symbol definitions: </w:t>
+        <w:t xml:space="preserve">Symbol definitions: CFR = case-fatality ratio; </w:t>
       </w:r>
       <m:oMath>
         <m:sSub>
@@ -4955,7 +4954,7 @@
           <w:sz w:val="24"/>
           <w:szCs w:val="24"/>
         </w:rPr>
-        <w:t xml:space="preserve"> 21.6% among 51 hospitalised children in Somalia for diphtheria (Ahmed et al., Trop Med Health 2026) and 7.4% among 54 hospitalised patients in a 2025 west Texas outbreak for measles (CDC MMWR 2026)</w:t>
+        <w:t xml:space="preserve"> 21.6% among 51 hospitalised children in Somalia for diphtheria (Ahmed et al., Trop Med Health 2026) and 7.4% among 54 hospitalised patients in a 2025 west Texas outbreak for measles (Centers for Disease Control and Prevention [CDC] MMWR 2026)</w:t>
       </w:r>
       <w:r>
         <w:rPr>
@@ -6049,7 +6048,7 @@
           <w:sz w:val="24"/>
           <w:szCs w:val="24"/>
         </w:rPr>
-        <w:t>|event values are unsourced scenario assumptions for decision exploration, not empirical event-rate estimates; the inputs used are in Supplementary Table S3. An illustrative avian-influenza-like threat class is evaluated as a stress test and reported separately. Full methods and QA checks are in Extended Methods S-BL.</w:t>
+        <w:t>|event values are unsourced scenario assumptions for decision exploration, not empirical event-rate estimates; the inputs used are in Supplementary Table S3. An illustrative avian-influenza-like threat class is evaluated as a stress test and reported separately. Full methods and quality-assurance (QA) checks are in Extended Methods S-BL.</w:t>
       </w:r>
     </w:p>
     <w:p>
@@ -9427,7 +9426,7 @@
           <w:sz w:val="24"/>
           <w:szCs w:val="24"/>
         </w:rPr>
-        <w:t>To illustrate how thresholds scale with arrival volume, the framework was additionally applied at national-scale configurations for Australia (52,700 estimated inbound international air arrivals per day based on BITRE two-way data under a 50:50 directional split assumption; downstream population 27,100,000) and the United States (300,000 international air arrivals per day, an illustrative scale assumption; population 350,000,000). At five days of actionable warning and base probability assumptions, excluding the avian-influenza stress test, Scenario A thresholds were USD 22.6 million per year (Australia) and USD 154.2 million per year (United States); Scenario B thresholds were USD 39.7 million and USD 282.6 million respectively. Per-flight thresholds were broadly similar across these illustrative scenarios. Configuration records, provenance notes, and sensitivity results for both national-scale analyses are provided in Supplementary Material.</w:t>
+        <w:t>To illustrate how thresholds scale with arrival volume, the framework was additionally applied at national-scale configurations for Australia (52,700 estimated inbound international air arrivals per day based on Bureau of Infrastructure and Transport Research Economics (BITRE) two-way data under a 50:50 directional split assumption; downstream population 27,100,000) and the United States (300,000 international air arrivals per day, an illustrative scale assumption; population 350,000,000). At five days of actionable warning and base probability assumptions, excluding the avian-influenza stress test, Scenario A thresholds were USD 22.6 million per year (Australia) and USD 154.2 million per year (United States); Scenario B thresholds were USD 39.7 million and USD 282.6 million respectively. Per-flight thresholds were broadly similar across these illustrative scenarios. Configuration records, provenance notes, and sensitivity results for both national-scale analyses are provided in Supplementary Material.</w:t>
       </w:r>
     </w:p>
     <w:p>
